--- a/MIMs-latest-fi.docx
+++ b/MIMs-latest-fi.docx
@@ -86,7 +86,7 @@
           <w:color w:val="003399"/>
           <w:sz w:val="52"/>
         </w:rPr>
-        <w:t>Hankintojen tarkistuslista vähimmäistason yhteentoimivuusmekanismeilla (MIMs)</w:t>
+        <w:t>Hankintojen tarkistuslista perustuu vähimmäistason yhteentoimivuusmekanismeihin (MIMs)</w:t>
       </w:r>
     </w:p>
     <w:p>
@@ -101,7 +101,7 @@
           <w:color w:val="C2186F"/>
           <w:sz w:val="30"/>
         </w:rPr>
-        <w:t>Mitä tarjouspyyntöön tulee sisällyttää, jotta kaupunki säilyttää datansa</w:t>
+        <w:t>Mitä tarjouspyyntöasiakirjoihin tulee määrittää, jotta kaupunki säilyttää datansa hallinnan</w:t>
       </w:r>
     </w:p>
     <w:p>
@@ -116,7 +116,7 @@
           <w:color w:val="5A5A6E"/>
           <w:sz w:val="22"/>
         </w:rPr>
-        <w:t>OASC:n MIMs Plus 9.0 -määritykselle</w:t>
+        <w:t>Määritys: MIMs Plus 9.0 (OASC)</w:t>
       </w:r>
     </w:p>
     <w:p>
@@ -131,7 +131,7 @@
           <w:color w:val="5A5A6E"/>
           <w:sz w:val="18"/>
         </w:rPr>
-        <w:t>Eurooppalaisten kuntien hankinta-asiantuntijoille, projektipäälliköille ja tietohallintojohtajille</w:t>
+        <w:t>Eurooppalaisten kuntien hankinta-asiantuntijoille, projektipäälliköille ja IT-päälliköille</w:t>
       </w:r>
     </w:p>
     <w:p>
@@ -165,7 +165,7 @@
           <w:color w:val="003399"/>
           <w:sz w:val="36"/>
         </w:rPr>
-        <w:t>Miksi tämä opas on tehty</w:t>
+        <w:t>Tämän oppaan tarkoitus</w:t>
       </w:r>
     </w:p>
     <w:p>
@@ -178,7 +178,7 @@
           <w:i w:val="0"/>
           <w:sz w:val="21"/>
         </w:rPr>
-        <w:t>Kunnat ja kaupungit hankkivat vuosittain ohjelmistoja: pysäköintijärjestelmiä, anturialustoja, karttapalveluita ja digitaalisia kaksosia. Liian usein näiden järjestelmien keräämä data päätyy lukituksi niiden sisään. Kun sopimus päättyy, julkisilla varoilla maksettu data siirtyy toimittajan mukana tai jää jumiin muotoon, jota kukaan muu ei pysty lukemaan.</w:t>
+        <w:t>Kunnat ja kaupungit hankkivat vuosittain ohjelmistoja: pysäköintijärjestelmiä, anturialustoja, karttapalveluita ja digitaalisia kaksosia. Liian usein näiden järjestelmien keräämä data päätyy lukituksi niiden sisään. Kun sopimus päättyy, julkisilla varoilla maksettu data siirtyy toimittajan mukana tai jää muotoon, jota kukaan muu ei pysty lukemaan.</w:t>
       </w:r>
     </w:p>
     <w:p>
@@ -191,7 +191,7 @@
           <w:i w:val="0"/>
           <w:sz w:val="21"/>
         </w:rPr>
-        <w:t>Näin ei tarvitse olla. Open &amp; Agile Smart Cities (OASC) -verkoston ylläpitämät ja eurooppalaisen Living-in.EU-liikkeen puoltamat vähimmäistason yhteentoimivuusmekanismit (MIMs) kuvaavat ne vähimmäistason tekniset vaatimukset, jotka pitävät datanne avoimena, uudelleenkäytettävänä ja toimittajariippumattomana. Ne ovat tarkoituksella suppeita: kyse ei ole raskaasta arkkitehtuurista, vaan niistä harvoista välttämättömyyksistä, joiden ansiosta järjestelmät voivat keskustella keskenään.</w:t>
+        <w:t>Näin ei tarvitse olla. Open &amp; Agile Smart Cities (OASC) -verkoston ylläpitämät ja eurooppalaisen living-in.eu-liikkeen vahvistamat vähimmäistason yhteentoimivuusmekanismit (MIMs) kuvaavat ne vähimmäistason tekniset vaatimukset, jotka pitävät datanne avoimena, uudelleenkäytettävänä ja toimittajariippumattomana. Ne ovat tarkoituksella suppeita: kyse ei ole laajasta arkkitehtuurista, vaan niistä harvoista ehdoista, joiden on toteuduttava, jotta järjestelmät voivat vaihtaa dataa keskenään.</w:t>
       </w:r>
     </w:p>
     <w:p>
@@ -204,7 +204,7 @@
           <w:i w:val="0"/>
           <w:sz w:val="21"/>
         </w:rPr>
-        <w:t>Niiden käyttö ei edellytä insinööritaustaa. Kukin tarkistuslista muuntaa yhden MIM-mekanismin selkokielisiksi vaatimuskohdiksi, jotka voi kopioida tarjouspyyntöön, perusteluineen sille, miten kukin kohta suojaa teitä. Heti tarkistuslistan jälkeen esitetään kyseisen MIM-mekanismin jokainen vaatimus sanatarkasti, jotta tekniset asiantuntijanne ja tarjoajat voivat tarkistaa yksityiskohdat.</w:t>
+        <w:t>Tämän oppaan käyttöön ei tarvita teknistä taustaa. Kukin tarkistuslista muuntaa yhden MIM-mekanismin selkokielisiksi tarkistuskohdiksi, jotka voi kopioida tarjouspyyntöön, perusteluineen sille, miksi kukin kohta suojaa teitä. Heti tarkistuslistan jälkeen esitetään kyseisen MIM-mekanismin jokainen vaatimus sanatarkasti, jotta tekniset kolleganne ja tarjoajat voivat tarkistaa yksityiskohdat.</w:t>
       </w:r>
     </w:p>
     <w:p>
@@ -607,7 +607,7 @@
           <w:color w:val="003399"/>
           <w:sz w:val="22"/>
         </w:rPr>
-        <w:t xml:space="preserve">3. Vertaa  </w:t>
+        <w:t xml:space="preserve">3. Arvioi  </w:t>
       </w:r>
       <w:r>
         <w:rPr>
@@ -615,7 +615,7 @@
           <w:i w:val="0"/>
           <w:sz w:val="20"/>
         </w:rPr>
-        <w:t>Pyydä tarjoajia osoittamaan, älä vain lupaamaan (katso saman niminen ehto). Varmista vaatimustenmukaisuus tarjoajan täyttämän vaatimustenmukaisuustaulukon perusteella.</w:t>
+        <w:t>Pyydä tarjoajia osoittamaan, älä vain lupaamaan (katso samanniminen ehto). Varmista vaatimustenmukaisuus tarjoajan täyttämän vaatimustenmukaisuustaulukon perusteella.</w:t>
       </w:r>
     </w:p>
     <w:p>
@@ -839,7 +839,7 @@
                 <w:i w:val="0"/>
                 <w:sz w:val="19"/>
               </w:rPr>
-              <w:t>Tarkistuslistan kohdissa käytetään sanaa ”on”, vaikka määritys vain suosittelee (tulisi) tai luettelee ehdokasmekanismeja. Tämä on hankintayksikön päätös.</w:t>
+              <w:t>Tarkistuslistan kohdat esittävät kunkin kohdan vaatimuksena silloinkin, kun määritys ainoastaan suosittelee (tulisi) tai luettelee ehdokasmekanismeja. Tämä on hankintayksikön päätös.</w:t>
             </w:r>
           </w:p>
         </w:tc>
@@ -888,7 +888,7 @@
           <w:i w:val="0"/>
           <w:sz w:val="21"/>
         </w:rPr>
-        <w:t>Seitsemän suppeaa mekanismia, yksi tavoite: datanne pysyy teidän hallussanne, ja järjestelmänne pystyvät keskustelemaan keskenään.</w:t>
+        <w:t>Seitsemän suppeaa mekanismia, yksi tavoite: data pysyy kaupungin hallinnassa ja järjestelmät toimivat yhdessä.</w:t>
       </w:r>
     </w:p>
     <w:p>
@@ -1456,7 +1456,7 @@
           <w:color w:val="003399"/>
           <w:sz w:val="36"/>
         </w:rPr>
-        <w:t>MIM0 · Saammeko datamme ulos järjestelmästä?</w:t>
+        <w:t>MIM0 · Saammeko datamme ulos?</w:t>
       </w:r>
     </w:p>
     <w:p>
@@ -1524,7 +1524,7 @@
           <w:i w:val="0"/>
           <w:sz w:val="20"/>
         </w:rPr>
-        <w:t>Kaikki järjestelmän keräämä tai tuottama data on noudettavissa vähintään yhdessä koneellisesti luettavassa muodossa (esim. JSON, CSV) standardin web-rajapinnan kautta.</w:t>
+        <w:t>Kaikki järjestelmän keräämä tai tuottama data on noudettavissa vähintään yhdessä koneluettavassa muodossa (esim. JSON, CSV) standardin web-rajapinnan kautta.</w:t>
       </w:r>
     </w:p>
     <w:p>
@@ -1945,7 +1945,7 @@
                 <w:i w:val="0"/>
                 <w:sz w:val="18"/>
               </w:rPr>
-              <w:t>Pyyntökohtainen hinnoittelu kaupungin omalle datalle (katso ehto ”Ei käyttäjä- tai pyyntökohtaisia maksuja”).</w:t>
+              <w:t>Pyyntökohtainen hinnoittelu kaupungin omalle datalle (katso ehto ”Ei maksuja omasta datasta”).</w:t>
             </w:r>
           </w:p>
         </w:tc>
@@ -2480,7 +2480,7 @@
               <w:br/>
               <w:t>Rajapintojen TULISI ilmoittaa seuraavan odotetun päivityksen aikaleima</w:t>
               <w:br/>
-              <w:t>Rajapintojen TULISI tukea päätepisteiden nimenomaista versiointia</w:t>
+              <w:t>Rajapintojen TULISI tukea endpointien nimenomaista versiointia</w:t>
               <w:br/>
               <w:t>Rajapintojen TULISI tarjota esimerkkihyötykuormia tai testikyselyjä</w:t>
               <w:br/>
@@ -2492,7 +2492,7 @@
               <w:br/>
               <w:t>Rajapinnat VOIVAT tukea osittaisia vastauksia tai kyselyprojektioita</w:t>
               <w:br/>
-              <w:t>Rajapinnat VOIVAT tarjota standardin toimintakunto-/tilapäätepisteen</w:t>
+              <w:t>Rajapinnat VOIVAT tarjota standardin health/status-endpointin</w:t>
             </w:r>
           </w:p>
         </w:tc>
@@ -3767,7 +3767,7 @@
                 <w:color w:val="003399"/>
                 <w:sz w:val="16"/>
               </w:rPr>
-              <w:t>Entiteetteihin voidaan viitata ja viittaus purkaa</w:t>
+              <w:t>Entiteetteihin voidaan viitata ja niiden viittaus voidaan purkaa</w:t>
             </w:r>
           </w:p>
         </w:tc>
@@ -4206,7 +4206,7 @@
           <w:i w:val="0"/>
           <w:sz w:val="20"/>
         </w:rPr>
-        <w:t>Laajennukset toimitetaan dokumentoituina profiileina tai lisäyksinä standardimallin päälle — ei koskaan muokattuna suljettuna haarana.</w:t>
+        <w:t>Laajennukset toimitetaan dokumentoituina profiileina tai lisäyksinä standardimallin päälle — ei koskaan muokattuna suljettuna forkina.</w:t>
       </w:r>
     </w:p>
     <w:p>
@@ -4569,7 +4569,7 @@
                 <w:i w:val="0"/>
                 <w:sz w:val="16"/>
               </w:rPr>
-              <w:t>Kaikissa datalähteissä kaikkien entiteettien osalta käytetyt tietomallit on tehtävä eksplisiittisiksi. Niiden on oltava hyvin dokumentoituja ja niillä on oltava kuvailevat metatiedot, joissa käytetyt termit ovat semanttisesti yksiselitteisiä. Mittayksiköihin, aikamuotoihin jne. liittyvien attribuuttien osalta käytetyt yksiköt, muodot jne. on tehtävä eksplisiittisiksi. Tietomallit tulisi luetteloida, jotta ne ovat helposti löydettävissä.</w:t>
+              <w:t>Kaikissa datalähteissä kaikkien entiteettien osalta käytetyt tietomallit on ilmoitettava nimenomaisesti. Niiden on oltava hyvin dokumentoituja ja niillä on oltava kuvailevat metatiedot, joissa käytetyt termit ovat semanttisesti yksiselitteisiä. Mittayksiköihin, aikamuotoihin jne. liittyvien attribuuttien osalta käytetyt yksiköt, muodot jne. on tehtävä eksplisiittisiksi. Tietomallit tulisi luetteloida, jotta ne ovat helposti löydettävissä.</w:t>
             </w:r>
           </w:p>
         </w:tc>
@@ -4969,7 +4969,7 @@
                 <w:i w:val="0"/>
                 <w:sz w:val="16"/>
               </w:rPr>
-              <w:t>Tiedonsiirtomuodon dokumentaation tulisi olla riittävä mahdollistamaan sellaisen ei-suljetun sovelluksen tai tulkin luominen, joka kykenee muodostamaan uudelleen kaiken tällaiseen datamuotoon tallennetun datan.</w:t>
+              <w:t>Tiedonsiirtomuodon dokumentaation tulisi olla riittävä mahdollistamaan sellaisen avoimen sovelluksen tai tulkin luominen, joka kykenee muodostamaan uudelleen kaiken tällaiseen datamuotoon tallennetun datan.</w:t>
             </w:r>
           </w:p>
         </w:tc>
@@ -4985,7 +4985,7 @@
                 <w:color w:val="5A5A6E"/>
                 <w:sz w:val="16"/>
               </w:rPr>
-              <w:t>The documentation of the data transport format should be sufficient to allow the creation of non-proprietary application or interpretor that is able to reconstruct all the data stored in such a data format.</w:t>
+              <w:t>The documentation of the data transport format should be sufficient to allow the creation of non-proprietary application or interpretor [sic] that is able to reconstruct all the data stored in such a data format.</w:t>
             </w:r>
           </w:p>
         </w:tc>
@@ -5169,7 +5169,7 @@
                 <w:i w:val="0"/>
                 <w:sz w:val="16"/>
               </w:rPr>
-              <w:t>Tietomallia laajentavat soveltamisprofiilit (Application Profiles) eivät tulisi vaikuttaa jo olemassa olevaan malliin ja sen käyttäjiin</w:t>
+              <w:t>Tietomallia laajentavat soveltamisprofiilit (Application Profiles) eivät saisi vaikuttaa jo olemassa olevaan malliin ja sen käyttäjiin</w:t>
             </w:r>
           </w:p>
         </w:tc>
@@ -5317,7 +5317,7 @@
           <w:i w:val="0"/>
           <w:sz w:val="20"/>
         </w:rPr>
-        <w:t>Kaikkea kaupungin dataa ei voida suoraan julkaista: osa on kaupallista, osa arkaluonteista. MIM3 käsittelee muun datan turvallista jakamista: luetteloa, josta voi hakea, mallipohjaisia lisenssejä räätälöidyn lakikielen sijaan ja hallintasääntöjä, jotka jokainen voi lukea. Spesifikaatiossa lähes koko MIM3 on muotoiltu suositukseksi (katso s. 3).</w:t>
+        <w:t>Kaikkea kaupungin dataa ei voida suoraan julkaista: osa on kaupallista, osa arkaluonteista. MIM3 käsittelee muun datan jakamista siitä huolimatta ja turvallisesti: luettelo, josta ihmiset voivat hakea, lisenssit mallipohjista räätälöidyn lakitekstin sijaan ja hallintasäännöt, jotka jokainen voi lukea. Määritys muotoilee lähes koko MIM3-mekanismin suositukseksi (katso s. 3).</w:t>
       </w:r>
     </w:p>
     <w:p>
@@ -5402,7 +5402,7 @@
           <w:i w:val="0"/>
           <w:sz w:val="20"/>
         </w:rPr>
-        <w:t>Datan käyttöehdot ja lisenssit perustuvat tunnettuihin mallipohjiin (esim. avoimet lisenssit, vakioidut datanjakosopimukset), ei tietoaineistokohtaiseen räätälöityyn lakikieleen.</w:t>
+        <w:t>Datan käyttöehdot ja lisenssit perustuvat tunnettuihin mallipohjiin (esim. avoimet lisenssit, vakioidut datanjakosopimukset), ei tietoaineistokohtaiseen räätälöityyn lakitekstiin.</w:t>
       </w:r>
     </w:p>
     <w:p>
@@ -5416,7 +5416,7 @@
           <w:color w:val="5A5A6E"/>
           <w:sz w:val="18"/>
         </w:rPr>
-        <w:t xml:space="preserve">Sopimukset skaalautuvat eivätkä juristit muodostu pullonkaulaksi.   </w:t>
+        <w:t xml:space="preserve">Sopimukset skaalautuvat ilman tapauskohtaista oikeudellista tarkastelua.   </w:t>
       </w:r>
       <w:r>
         <w:rPr>
@@ -5617,7 +5617,7 @@
                 <w:i w:val="0"/>
                 <w:sz w:val="18"/>
               </w:rPr>
-              <w:t>Toimittaja vaatii oikeuksia kaupungin dataan (katso ehto ”Datan omistusoikeus”).</w:t>
+              <w:t>Toimittaja vaatii oikeuksia kaupungin dataan (katso ehto ”Oikeudet dataan”).</w:t>
             </w:r>
           </w:p>
           <w:p>
@@ -6112,7 +6112,7 @@
                 <w:i w:val="0"/>
                 <w:sz w:val="16"/>
               </w:rPr>
-              <w:t>Ehtojen tulisi olla linjassa dataekosysteemin yleisen hallintamallin kanssa eivätkä ne EI SAA olla ristiriidassa sen kanssa. (Huomautus: Datan tarjoaja voi päättää olla osallistumatta dataekosysteemiin, jos taustalla oleva hallintamalli on liian rajoittava tai liian salliva.)</w:t>
+              <w:t>Ehtojen tulisi olla linjassa dataekosysteemin yleisen hallintamallin kanssa eivätkä ne saa olla ristiriidassa sen kanssa. (Huomautus: Datan tarjoaja voi päättää olla osallistumatta dataekosysteemiin, jos taustalla oleva hallintamalli on liian rajoittava tai liian salliva.)</w:t>
             </w:r>
           </w:p>
         </w:tc>
@@ -6214,7 +6214,7 @@
                 <w:i w:val="0"/>
                 <w:sz w:val="16"/>
               </w:rPr>
-              <w:t>Dataekosysteemin orkestroijan ON kyettävä varmistamaan osallistujiensa vaatimustenmukaisuus suhteessa taustalla olevaan hallintamalliin.</w:t>
+              <w:t>Dataekosysteemin orkestroijan on kyettävä varmistamaan osallistujiensa vaatimustenmukaisuus suhteessa taustalla olevaan hallintamalliin.</w:t>
             </w:r>
           </w:p>
         </w:tc>
@@ -6810,7 +6810,7 @@
                 <w:i w:val="0"/>
                 <w:sz w:val="16"/>
               </w:rPr>
-              <w:t>Ekosysteemin osallistujat VOIVAT myös päättää pysyä nimettöminä, jos datanjakoekosysteemin hallintamalli sallii sen. Tässä tapauksessa vaatimukset RC5.1–RC5.4 voidaan jättää huomiotta.</w:t>
+              <w:t>Ekosysteemin osallistujat voivat myös päättää pysyä nimettöminä, jos datanjakoekosysteemin hallintamalli sallii sen. Tässä tapauksessa vaatimukset RC5.1–RC5.4 voidaan jättää huomiotta.</w:t>
             </w:r>
           </w:p>
         </w:tc>
@@ -7010,7 +7010,7 @@
                 <w:i w:val="0"/>
                 <w:sz w:val="16"/>
               </w:rPr>
-              <w:t>Aina kun mahdollista, sähköisiä keinoja datanvaihdon sopimiseen ja päättämiseen VOIDAAN tarjota.</w:t>
+              <w:t>Aina kun mahdollista, sähköisiä keinoja datanvaihdon sopimiseen ja päättämiseen voidaan tarjota.</w:t>
             </w:r>
           </w:p>
         </w:tc>
@@ -7223,7 +7223,7 @@
           <w:color w:val="003399"/>
           <w:sz w:val="36"/>
         </w:rPr>
-        <w:t>MIM6 · Onko datamme turvassa siirron ja käytön aikana?</w:t>
+        <w:t>MIM6 · Onko datamme turvassa?</w:t>
       </w:r>
     </w:p>
     <w:p>
@@ -7345,7 +7345,7 @@
           <w:i w:val="0"/>
           <w:sz w:val="20"/>
         </w:rPr>
-        <w:t>Käyttäjien ja koneiden pääsynhallinta käyttää avoimia standardeja — OAuth 2.0 / OpenID Connect — ja se voidaan liittää kaupungin olemassa olevaan identiteetinhallintaan.</w:t>
+        <w:t>Käyttäjien ja koneiden pääsynhallinta käyttää avoimia standardeja — OAuth 2.0 / OpenID Connect — ja se voidaan liittää kaupungin olemassa olevaan identiteetintarjoajaan (IdP).</w:t>
       </w:r>
     </w:p>
     <w:p>
@@ -7467,7 +7467,7 @@
           <w:i w:val="0"/>
           <w:sz w:val="20"/>
         </w:rPr>
-        <w:t>Toimittajan on osoitettava yhdenmukaisuus standardin ISO/IEC 27001:2022 (tai vastaavan) kanssa tuottamansa palvelun osalta.</w:t>
+        <w:t>Tarjoaja osoittaa yhdenmukaisuuden ISO/IEC 27001:2022 -standardin (tai vastaavan) kanssa tuottamansa palvelun osalta.</w:t>
       </w:r>
     </w:p>
     <w:p>
@@ -7586,7 +7586,7 @@
                 <w:i w:val="0"/>
                 <w:sz w:val="18"/>
               </w:rPr>
-              <w:t>Kun jokin menee vikaan, lokit kertovat mitä tapahtui ja kuka sen teki.</w:t>
+              <w:t>Poikkeaman jälkeen lokit osoittavat, mitä tapahtui ja kuka toimi.</w:t>
             </w:r>
           </w:p>
         </w:tc>
@@ -9590,7 +9590,7 @@
           <w:i w:val="0"/>
           <w:sz w:val="20"/>
         </w:rPr>
-        <w:t>Tietoaineistot, mallien syötteet ja simulaatioiden tulokset ovat saatavilla rajapintojen kautta (MIM0 mukaisesti), eivätkä ne jää loukkuun kaksoseen.</w:t>
+        <w:t>Tietoaineistot, mallien syötteet ja simulaatioiden tulokset ovat saatavilla rajapintojen kautta (MIM0:n mukaisesti) sen sijaan, että ne jäisivät lukituiksi kaksoisjärjestelmään.</w:t>
       </w:r>
     </w:p>
     <w:p>
@@ -9698,7 +9698,7 @@
           <w:i w:val="0"/>
           <w:sz w:val="20"/>
         </w:rPr>
-        <w:t>Tulosteet käyttävät standardimuotoja (GeoJSON, CityJSON, 3D Tiles, NetCDF…), joita voidaan käyttää työkaluilla, joita ei ole ostettu tältä toimittajalta.</w:t>
+        <w:t>Tulosteet käyttävät standardimuotoja (GeoJSON, CityJSON, 3D Tiles, NetCDF…), joita kolmansien osapuolten työkalut voivat lukea.</w:t>
       </w:r>
     </w:p>
     <w:p>
@@ -9712,7 +9712,7 @@
           <w:color w:val="5A5A6E"/>
           <w:sz w:val="18"/>
         </w:rPr>
-        <w:t xml:space="preserve">Visualisointi ja analyysi säilyvät kilpailtuina markkinoina.   </w:t>
+        <w:t xml:space="preserve">Visualisoinnin ja analyysin markkinat säilyvät kilpailullisina.   </w:t>
       </w:r>
       <w:r>
         <w:rPr>
@@ -10110,7 +10110,7 @@
                 <w:i w:val="0"/>
                 <w:sz w:val="16"/>
               </w:rPr>
-              <w:t>LDT:n TULISI erottaa selkeästi toisistaan raaka lähdedata, muunnettu työnkulkuvalmis data, mallin syötteet ja mallin tulosteet.</w:t>
+              <w:t>LDT:n tulisi erottaa selkeästi toisistaan raaka lähdedata, muunnettu työnkulkuvalmis data, mallin syötteet ja mallin tulosteet.</w:t>
             </w:r>
           </w:p>
         </w:tc>
@@ -10212,7 +10212,7 @@
                 <w:i w:val="0"/>
                 <w:sz w:val="16"/>
               </w:rPr>
-              <w:t>Tämä kyvykkyys tukeutuu MIM3-määrittelyyn (Datanvaihto) datanvaihdon osalta.</w:t>
+              <w:t>Tämä kyvykkyys tukeutuu MIM3-määritykseen (Datan vaihtaminen) datanvaihdon osalta.</w:t>
             </w:r>
           </w:p>
         </w:tc>
@@ -10314,7 +10314,7 @@
                 <w:i w:val="0"/>
                 <w:sz w:val="16"/>
               </w:rPr>
-              <w:t>Mallin TULISI tarjota vakiomuotoiset mallin metatiedot, mukaan lukien kuvaus sen menetelmistä ja parametreista sekä dataparametrit (joko arvoina tai viittauksina). Tätä varten TULISI käyttää yleisiä metatietostandardeja.</w:t>
+              <w:t>Mallin tulisi tarjota vakiomuotoiset mallin metatiedot, mukaan lukien kuvaus sen menetelmistä ja parametreista sekä dataparametrit (joko arvoina tai viittauksina). Tätä varten tulisi käyttää yleisiä metatietostandardeja.</w:t>
             </w:r>
           </w:p>
         </w:tc>
@@ -10412,7 +10412,7 @@
                 <w:i w:val="0"/>
                 <w:sz w:val="16"/>
               </w:rPr>
-              <w:t>Innovatiivisten menetelmien (kielimallit, agentti-tekoäly jne.) luotettava, varma ja eettinen käyttö TULISI varmistaa. Vinoumat TULISI minimoida soveltuvin osin. Menetelmät, joilla tämä taataan, TULISI kuvata.</w:t>
+              <w:t>Innovatiivisten menetelmien (kielimallit, agentti-tekoäly jne.) luotettava, varma ja eettinen käyttö tulisi varmistaa. Vinoumat tulisi minimoida soveltuvin osin. Menetelmät, joilla tämä taataan, tulisi kuvata.</w:t>
             </w:r>
           </w:p>
         </w:tc>
@@ -10461,7 +10461,7 @@
                 <w:i w:val="0"/>
                 <w:sz w:val="16"/>
               </w:rPr>
-              <w:t>Mallin ON kyettävä käyttämään dataa loppukäyttäjän tai organisaation puolesta. Katso MIM3</w:t>
+              <w:t>Mallin on kyettävä käyttämään dataa loppukäyttäjän tai organisaation puolesta. Katso MIM3</w:t>
             </w:r>
           </w:p>
         </w:tc>
@@ -10510,7 +10510,7 @@
                 <w:i w:val="0"/>
                 <w:sz w:val="16"/>
               </w:rPr>
-              <w:t>Jotta dataa voidaan käyttää tekoälymalleissa, alkuperä ja luotettavuus TULISI taata. Joissakin tapauksissa luotettava lähde, kuten viranomainen, ON ilmoitettava.</w:t>
+              <w:t>Jotta dataa voidaan käyttää tekoälymalleissa, alkuperä ja luotettavuus tulisi taata. Joissakin tapauksissa luotettava lähde, kuten viranomainen, on ilmoitettava.</w:t>
             </w:r>
           </w:p>
         </w:tc>
@@ -11012,7 +11012,7 @@
                 <w:i w:val="0"/>
                 <w:sz w:val="16"/>
               </w:rPr>
-              <w:t>LDT:n TULISI dokumentoida ratkaisemattomat semanttiset kuilut, oletukset tai vastaavuudet, jotka voivat vaikuttaa tulosten tulkintaan, uudelleenkäyttöön tai vertailuun.</w:t>
+              <w:t>LDT:n tulisi dokumentoida ratkaisemattomat semanttiset kuilut, oletukset tai vastaavuudet, jotka voivat vaikuttaa tulosten tulkintaan, uudelleenkäyttöön tai vertailuun.</w:t>
             </w:r>
           </w:p>
         </w:tc>
@@ -11422,7 +11422,7 @@
           <w:color w:val="003399"/>
           <w:sz w:val="21"/>
         </w:rPr>
-        <w:t>X.1  Irtautumisehto (Exit clause)</w:t>
+        <w:t>X.1  Irtautumisehto</w:t>
       </w:r>
     </w:p>
     <w:p>
@@ -11494,7 +11494,7 @@
           <w:color w:val="003399"/>
           <w:sz w:val="21"/>
         </w:rPr>
-        <w:t>X.3  Ei käyttäjä- tai kyselykohtaisia maksuja</w:t>
+        <w:t>X.3  Ei maksuja omasta datasta</w:t>
       </w:r>
     </w:p>
     <w:p>
@@ -11507,7 +11507,7 @@
           <w:i w:val="0"/>
           <w:sz w:val="20"/>
         </w:rPr>
-        <w:t>Kaupungilta ei veloiteta maksuja sen omaan dataan pääsystä.</w:t>
+        <w:t>Hankintayksikkö ei maksa pääsystä omaan dataansa mitään maksua, ei käyttäjä- eikä pyyntökohtaisesti.</w:t>
       </w:r>
     </w:p>
     <w:p>
@@ -11543,7 +11543,7 @@
           <w:i w:val="0"/>
           <w:sz w:val="20"/>
         </w:rPr>
-        <w:t>Toimittaja ylläpitää rajapinnan taaksepäin yhteensopivana koko sopimuskauden ajan. Rikkoutuvista muutoksista ilmoitetaan vähintään 6 kuukautta etukäteen ja ne julkaistaan uutena versiona siten, että edellinen versio pysyy käytettävissä sovittuun siirtymäpäivään saakka.</w:t>
+        <w:t>Toimittaja ylläpitää rajapinnan taaksepäin yhteensopivana koko sopimuskauden ajan. Yhteensopivuuden rikkovista muutoksista ilmoitetaan vähintään 6 kuukautta etukäteen ja ne julkaistaan uutena versiona siten, että edellinen versio pysyy käytettävissä sovittuun siirtymäpäivään saakka.</w:t>
       </w:r>
     </w:p>
     <w:p>
@@ -11579,7 +11579,7 @@
           <w:i w:val="0"/>
           <w:sz w:val="20"/>
         </w:rPr>
-        <w:t>Tarjoajat osoittavat vaatimustenmukaisuuden tarjousten vertailun aikana omien vakuutusten antamisen sijaan. Rajapinnan osalta tämä tarkoittaa julkaistua interaktiivista dokumentaatiota (kuten OpenAPI) ja toimivaa rajapintakutsua, joka palauttaa kelvollista dataa. Jokainen valittu kohta testataan uudelleen vastaanottotarkastuksessa.</w:t>
+        <w:t>Tarjoajat osoittavat vaatimustenmukaisuuden tarjousten arvioinnin aikana pelkkien omien vakuutusten sijaan. Rajapinnan osalta tämä tarkoittaa julkaistua interaktiivista dokumentaatiota (kuten OpenAPI) ja toimivaa rajapintakutsua, joka palauttaa kelvollista dataa. Jokainen valittu kohta testataan uudelleen vastaanottotarkastuksessa.</w:t>
       </w:r>
     </w:p>
     <w:p>
@@ -11615,7 +11615,7 @@
           <w:i w:val="0"/>
           <w:sz w:val="20"/>
         </w:rPr>
-        <w:t>Tarjouspyynnössä nimetään edellä mainitut standardit; väitteissä ”yhteensopiva standardin kanssa” on mainittava tarkka rajapinta ja versio. Jokainen viittaus standardiin tai tekniseen eritelmään hyväksyy vastaavan ratkaisun; tarjoaja osoittaa vastaavuuden.</w:t>
+        <w:t>Tarjouspyynnössä nimetään tietyt standardit; väitteissä ”yhteensopiva standardin kanssa” on mainittava tarkka rajapinta ja versio. Jokainen viittaus standardiin tai tekniseen eritelmään hyväksyy vastaavan ratkaisun; tarjoaja osoittaa vastaavuuden.</w:t>
       </w:r>
     </w:p>
     <w:p>
@@ -11683,7 +11683,7 @@
           <w:i w:val="0"/>
           <w:sz w:val="20"/>
         </w:rPr>
-        <w:t>Valitut sivut: MIM0, MIM1, MIM2, MIM6 ja MIM7 (data esitetään kartalla). Mekanismista MIM3 vain kohta 3.1 (ilmanlaatutieto julkaistaan avoimena datana, joten se kuuluu tietoluetteloon); ei mekanismia MIM8: kyseessä ei ole digitaalinen kaksonen.</w:t>
+        <w:t>Merkityt sivut: MIM0, MIM1, MIM2, MIM6 ja MIM7 (data esitetään kartalla). Mekanismista MIM3 vain kohta 3.1 (ilmanlaatutieto julkaistaan avoimena datana, joten se kuuluu luetteloon); MIM8 ei sovellu: järjestelmä ei ole digitaalinen kaksonen.</w:t>
       </w:r>
     </w:p>
     <w:p>
@@ -11826,7 +11826,7 @@
                 <w:color w:val="003399"/>
                 <w:sz w:val="18"/>
               </w:rPr>
-              <w:t>Osallistumisen ehdot</w:t>
+              <w:t>Tarjoajan soveltuvuusvaatimukset</w:t>
             </w:r>
           </w:p>
         </w:tc>
@@ -11955,7 +11955,7 @@
                 <w:i w:val="0"/>
                 <w:sz w:val="18"/>
               </w:rPr>
-              <w:t>Irtautumisehto, Datan omistajuus, Ei käyttäjä- tai kyselykohtaisia maksuja, Rajapintojen vakaus ja versiointi; täytetty vaatimustenmukaisuustaulukko liitteenä</w:t>
+              <w:t>Irtautumisehto, Oikeudet dataan, Ei maksuja omasta datasta, Rajapintojen vakaus ja versiointi; täytetty vaatimustenmukaisuustaulukko liitteenä</w:t>
             </w:r>
           </w:p>
         </w:tc>
@@ -12112,7 +12112,7 @@
           <w:i w:val="0"/>
           <w:sz w:val="19"/>
         </w:rPr>
-        <w:t>4.3.23 Tarjoaja täyttää vaatimustenmukaisuustaulukon (hankinta-asiakirjojen liite) ja antaa näytön jokaisesta vaaditusta kohdasta. Tarjoaja osoittaa kohdat 4.3.1–4.3.21 toimivalla rajapintakutsulla tarjousten vertailun aikana; hankintayksikkö testaa ne uudelleen vastaanottotarkastuksessa. Niiden läpäisemättä jättäminen on peruste kieltäytyä hyväksymästä toimitusta.</w:t>
+        <w:t>4.3.23 Tarjoaja täyttää vaatimustenmukaisuustaulukon (hankinta-asiakirjojen liite) ja antaa näytön jokaisesta vaaditusta kohdasta. Tarjousten tarkastamisen aikana tarjoaja osoittaa kohdat 4.3.1–4.3.21 (esimerkiksi toimivalla rajapintakutsulla); tarjous, joka ei täytä vaadittua kohtaa, ei ole hankinnan kohteen vaatimusten mukainen. Hankintayksikkö testaa kohdat uudelleen vastaanottotarkastuksessa; hylkääminen tällöin on peruste kieltäytyä hyväksymästä toimitusta.</w:t>
       </w:r>
     </w:p>
     <w:p>
@@ -12486,7 +12486,7 @@
           <w:color w:val="5A5A6E"/>
           <w:sz w:val="18"/>
         </w:rPr>
-        <w:t>Lupaus tulevasta merkitään tunnuksella E: arviointiryhmä tarkistaa vain sen, mitä tarjoaja voi osoittaa.</w:t>
+        <w:t>Lupaus tulevasta toiminnallisuudesta luetaan merkinnäksi E: arviointiryhmä tarkistaa vain sen, mitä tarjoaja voi osoittaa. Vaaditun kohdan osalta E tarkoittaa, että tarjous ei ole hankinnan kohteen vaatimusten mukainen.</w:t>
       </w:r>
     </w:p>
     <w:p>
@@ -12532,7 +12532,7 @@
           <w:i w:val="0"/>
           <w:sz w:val="19"/>
         </w:rPr>
-        <w:t>Yksi rivi kutakin kohtaa kohden. Hankintayksikkö valitsee sopimuksen edellyttämät kohdat ja liittää taulukon hankinta-asiakirjoihin tarjouksen pakolliseksi liitteeksi. Tarjoaja merkitsee jokaiseen vaadittuun kohtaan T (täyttyy), V (täyttyy vastaavalla tavalla) tai E (ei täyty), lyhyen kuvauksen toteutustavasta sekä tiedon näytöstä: dokumentaation osoite, testitunnukset, tarjouksen sivunumero. Pelkkä vakuutus ilman näyttöä ei riitä. Arviointiryhmä tarkistaa jokaisen kohdan tarjousten vertailussa ja uudelleen vastaanottotarkastuksessa (✓ vahvistettu, ✗ ei vahvistettu, — ei tarkistettu).</w:t>
+        <w:t>Yksi rivi kutakin kohtaa kohden. Hankintayksikkö valitsee sopimuksen edellyttämät kohdat ja liittää taulukon hankinta-asiakirjoihin tarjouksen pakolliseksi liitteeksi. Tarjoaja merkitsee jokaiseen vaadittuun kohtaan T (täyttyy), V (täyttyy vastaavalla tavalla) tai E (ei täyty), lyhyen kuvauksen toteutustavasta sekä tiedon näytöstä: dokumentaation osoite, testitunnukset, tarjouksen sivunumero. Pelkkä vakuutus ilman näyttöä ei riitä. Arviointiryhmä tarkistaa jokaisen kohdan tarjousten arvioinnissa ja uudelleen vastaanottotarkastuksessa (✓ vahvistettu, ✗ ei vahvistettu, — ei tarkistettu).</w:t>
       </w:r>
     </w:p>
     <w:p>
@@ -12743,7 +12743,7 @@
                 <w:color w:val="FFFFFF"/>
                 <w:sz w:val="17"/>
               </w:rPr>
-              <w:t>MIM0 · Saammeko datamme ulos järjestelmästä?</w:t>
+              <w:t>MIM0 · Saammeko datamme ulos?</w:t>
             </w:r>
           </w:p>
         </w:tc>
@@ -13369,7 +13369,7 @@
                 <w:i w:val="0"/>
                 <w:sz w:val="17"/>
               </w:rPr>
-              <w:t>Järjestelmien välinen tunnistemappaus</w:t>
+              <w:t>Järjestelmien välinen tunnisteiden kohdistaminen</w:t>
             </w:r>
           </w:p>
         </w:tc>
@@ -13717,7 +13717,7 @@
                 <w:i w:val="0"/>
                 <w:sz w:val="17"/>
               </w:rPr>
-              <w:t>Laajennukset profiileina, ei rinnakkaisversioina</w:t>
+              <w:t>Laajennukset profiileina, ei forkeina</w:t>
             </w:r>
           </w:p>
         </w:tc>
@@ -14135,7 +14135,7 @@
                 <w:color w:val="FFFFFF"/>
                 <w:sz w:val="17"/>
               </w:rPr>
-              <w:t>MIM6 · Onko datamme turvassa siirron ja käytön aikana?</w:t>
+              <w:t>MIM6 · Onko datamme turvassa?</w:t>
             </w:r>
           </w:p>
         </w:tc>
@@ -15109,7 +15109,7 @@
                 <w:i w:val="0"/>
                 <w:sz w:val="17"/>
               </w:rPr>
-              <w:t>Työnkulun alkuperäketju tallennettu</w:t>
+              <w:t>Työnkulkujen alkuperätiedot tallennettu</w:t>
             </w:r>
           </w:p>
         </w:tc>
@@ -15375,7 +15375,7 @@
                 <w:i w:val="0"/>
                 <w:sz w:val="17"/>
               </w:rPr>
-              <w:t>Ei maksuja omaan dataan pääsystä</w:t>
+              <w:t>Ei maksuja omasta datasta</w:t>
             </w:r>
           </w:p>
         </w:tc>
@@ -15457,7 +15457,7 @@
                 <w:i w:val="0"/>
                 <w:sz w:val="17"/>
               </w:rPr>
-              <w:t>Rajapinnan vakaus: versiointi, 6 kk varoitusaika muutoksista</w:t>
+              <w:t>Rajapinnan vakaus: versiointi, 6 kk varoitusaika rikkovista muutoksista</w:t>
             </w:r>
           </w:p>
         </w:tc>
@@ -15579,7 +15579,7 @@
           <w:i w:val="0"/>
           <w:sz w:val="20"/>
         </w:rPr>
-        <w:t>Ohjelmointirajapinta, jonka kautta ohjelma pyytää toiselta dataa verkossa ilman ihmisen tekemiä klikkauksia.</w:t>
+        <w:t>Ohjelmointirajapinta, jonka kautta ohjelma pyytää toiselta dataa verkossa ilman käyttäjän toimenpiteitä.</w:t>
       </w:r>
     </w:p>
     <w:p>
@@ -15843,7 +15843,7 @@
           <w:i w:val="0"/>
           <w:sz w:val="20"/>
         </w:rPr>
-        <w:t>Tekninen määritys, jonka kuka tahansa voi lukea ja ottaa käyttöön maksutta ja lupaa pyytämättä.</w:t>
+        <w:t>Tekninen sääntö, jonka kuka tahansa saa lukea ja ottaa käyttöön maksutta ja ilman erityistä lupaa.</w:t>
       </w:r>
     </w:p>
     <w:p>
@@ -15931,7 +15931,7 @@
           <w:i w:val="0"/>
           <w:sz w:val="20"/>
         </w:rPr>
-        <w:t>Tilanne, jossa toimittajan vaihtaminen maksaa datan, muotojen tai maksujen vuoksi niin paljon, että se on käytännössä mahdotonta.</w:t>
+        <w:t>Tila, jossa datan kustannukset, muodot tai maksut tekevät toimittajan vaihtamisesta käytännössä mahdotonta.</w:t>
       </w:r>
     </w:p>
     <w:p>
@@ -16124,7 +16124,7 @@
           <w:color w:val="5A5A6E"/>
           <w:sz w:val="17"/>
         </w:rPr>
-        <w:t>v9.0.6 · 2026-09-18</w:t>
+        <w:t>v9.0.7 · 2026-09-19</w:t>
       </w:r>
     </w:p>
     <w:sectPr>
@@ -16152,7 +16152,7 @@
         <w:color w:val="5A5A6E"/>
         <w:sz w:val="16"/>
       </w:rPr>
-      <w:t xml:space="preserve">Hankintojen tarkistuslista vähimmäistason yhteentoimivuusmekanismeilla (MIMs) · MIMs Plus 9.0 · v9.0.6 · 2026-09-18  ·  </w:t>
+      <w:t xml:space="preserve">Hankintojen tarkistuslista perustuu vähimmäistason yhteentoimivuusmekanismeihin (MIMs) · MIMs Plus 9.0 · v9.0.7 · 2026-09-19  ·  </w:t>
     </w:r>
     <w:fldSimple w:instr="PAGE"/>
   </w:p>
